--- a/klagomål/A 53515-2024 FSC-klagomål.docx
+++ b/klagomål/A 53515-2024 FSC-klagomål.docx
@@ -1292,7 +1292,7 @@
     <w:r>
       <w:tab/>
       <w:tab/>
-      <w:t>2026-09-14</w:t>
+      <w:t>2026-09-15</w:t>
       <w:br/>
       <w:br/>
     </w:r>

--- a/klagomål/A 53515-2024 FSC-klagomål.docx
+++ b/klagomål/A 53515-2024 FSC-klagomål.docx
@@ -1292,7 +1292,7 @@
     <w:r>
       <w:tab/>
       <w:tab/>
-      <w:t>2026-09-15</w:t>
+      <w:t>2026-09-16</w:t>
       <w:br/>
       <w:br/>
     </w:r>

--- a/klagomål/A 53515-2024 FSC-klagomål.docx
+++ b/klagomål/A 53515-2024 FSC-klagomål.docx
@@ -1292,7 +1292,7 @@
     <w:r>
       <w:tab/>
       <w:tab/>
-      <w:t>2026-09-16</w:t>
+      <w:t>2026-09-17</w:t>
       <w:br/>
       <w:br/>
     </w:r>

--- a/klagomål/A 53515-2024 FSC-klagomål.docx
+++ b/klagomål/A 53515-2024 FSC-klagomål.docx
@@ -1292,7 +1292,7 @@
     <w:r>
       <w:tab/>
       <w:tab/>
-      <w:t>2026-09-17</w:t>
+      <w:t>2026-09-18</w:t>
       <w:br/>
       <w:br/>
     </w:r>

--- a/klagomål/A 53515-2024 FSC-klagomål.docx
+++ b/klagomål/A 53515-2024 FSC-klagomål.docx
@@ -178,7 +178,7 @@
       <w:r>
         <w:drawing>
           <wp:inline xmlns:a="http://schemas.openxmlformats.org/drawingml/2006/main" xmlns:pic="http://schemas.openxmlformats.org/drawingml/2006/picture">
-            <wp:extent cx="5486400" cy="4808863"/>
+            <wp:extent cx="5486400" cy="4753029"/>
             <wp:docPr id="1" name="Picture 1"/>
             <wp:cNvGraphicFramePr>
               <a:graphicFrameLocks noChangeAspect="1"/>
@@ -199,7 +199,7 @@
                   <pic:spPr>
                     <a:xfrm>
                       <a:off x="0" y="0"/>
-                      <a:ext cx="5486400" cy="4808863"/>
+                      <a:ext cx="5486400" cy="4753029"/>
                     </a:xfrm>
                     <a:prstGeom prst="rect"/>
                   </pic:spPr>
@@ -221,7 +221,7 @@
     </w:p>
     <w:p>
       <w:r>
-        <w:t>I och inom 23 meter från avverkningsanmälan finns fynd av 14 naturvårdsarter, varav 2 är rödlistade, 3 är fridlysta, 12 är typiska (T) och 9 är signalarter (S): svart askbastborre (NT), sårläka (NT, T), blek stjärnmossa (S, T), brandticka (S), fällmossa (S, T), grov baronmossa (S, T), grön sköldmossa (S, T, §8), guldlockmossa (S, T), platt fjädermossa (S, T), stubbspretmossa (S, T), trädporella (S, T), blåsippa (T, §9), spillkråka (T, §4) och vitsippa (T). Se Figur 1.</w:t>
+        <w:t>I och inom 23 meter från avverkningsanmälan finns fynd av 16 naturvårdsarter, varav 3 är rödlistade, 4 är fridlysta, 12 är typiska (T) och 9 är signalarter (S): svart askbastborre (NT), sårläka (NT, T), tjockfotad fingersvamp (NT), blek stjärnmossa (S, T), brandticka (S), fällmossa (S, T), grov baronmossa (S, T), grön sköldmossa (S, T, §8), guldlockmossa (S, T), platt fjädermossa (S, T), stubbspretmossa (S, T), trädporella (S, T), blåsippa (T, §9), spillkråka (T, §4), vitsippa (T) och gullviva (§9). Se Figur 1.</w:t>
       </w:r>
     </w:p>
     <w:p>
@@ -281,6 +281,17 @@
         <w:rPr>
           <w:b/>
         </w:rPr>
+        <w:t xml:space="preserve">Tjockfotad fingersvamp (NT) </w:t>
+      </w:r>
+      <w:r>
+        <w:t>bildar mykorrhiza med gran, eventuellt även med tall, i örtrika kalkbarrskogar, samt med bok och ek i ädellövskog på kalkrik mark. Den totala populationen i landet bedöms ha minskat under de senaste 50 åren och förväntas fortsätta minska, främst på grund av slutavverkning av äldre barrskog. Minskningstakten för den svenska populationen bedöms vara nära gränsvärdet för sårbar (VU). Slutavverkning, gödsling eller exploatering måste undvikas (SLU Artdatabanken, 2026).</w:t>
+      </w:r>
+    </w:p>
+    <w:p>
+      <w:r>
+        <w:rPr>
+          <w:b/>
+        </w:rPr>
         <w:t>Blek stjärnmossa</w:t>
       </w:r>
       <w:r>
@@ -595,6 +606,35 @@
       </w:r>
       <w:r>
         <w:t>(SLU Artdatabanken, 2025).</w:t>
+      </w:r>
+    </w:p>
+    <w:p>
+      <w:r>
+        <w:rPr>
+          <w:b/>
+        </w:rPr>
+        <w:t>Gullviva (§9)</w:t>
+      </w:r>
+      <w:r>
+        <w:t xml:space="preserve"> är värdväxt för bland annat den rödlistade och sällsynta fjärilen gullvivefjäril (VU) samt typisk art för </w:t>
+      </w:r>
+      <w:r>
+        <w:rPr>
+          <w:i/>
+        </w:rPr>
+        <w:t xml:space="preserve">9070 Trädklädd betesmark, 6530 Lövängar, 6510 Slåtterängar i låglandet </w:t>
+      </w:r>
+      <w:r>
+        <w:t>och</w:t>
+      </w:r>
+      <w:r>
+        <w:rPr>
+          <w:i/>
+        </w:rPr>
+        <w:t xml:space="preserve"> 6270 Silikatgräsmarker</w:t>
+      </w:r>
+      <w:r>
+        <w:t xml:space="preserve"> (SLU Artdatabanken, 2025).</w:t>
       </w:r>
     </w:p>
     <w:p>
@@ -703,7 +743,7 @@
         <w:rPr>
           <w:i/>
         </w:rPr>
-        <w:t>I det avverkningsanmälda skogsområdet har 14 naturvårdsarter varav 2 rödlistade arter sina livsmiljöer och växtplatser.</w:t>
+        <w:t>I det avverkningsanmälda skogsområdet har 16 naturvårdsarter varav 3 rödlistade arter sina livsmiljöer och växtplatser.</w:t>
       </w:r>
     </w:p>
     <w:p>
@@ -1292,7 +1332,7 @@
     <w:r>
       <w:tab/>
       <w:tab/>
-      <w:t>2026-09-18</w:t>
+      <w:t>2026-09-19</w:t>
       <w:br/>
       <w:br/>
     </w:r>

--- a/klagomål/A 53515-2024 FSC-klagomål.docx
+++ b/klagomål/A 53515-2024 FSC-klagomål.docx
@@ -1332,7 +1332,7 @@
     <w:r>
       <w:tab/>
       <w:tab/>
-      <w:t>2026-09-19</w:t>
+      <w:t>2026-09-21</w:t>
       <w:br/>
       <w:br/>
     </w:r>

--- a/klagomål/A 53515-2024 FSC-klagomål.docx
+++ b/klagomål/A 53515-2024 FSC-klagomål.docx
@@ -1332,7 +1332,7 @@
     <w:r>
       <w:tab/>
       <w:tab/>
-      <w:t>2026-09-21</w:t>
+      <w:t>2026-09-23</w:t>
       <w:br/>
       <w:br/>
     </w:r>

--- a/klagomål/A 53515-2024 FSC-klagomål.docx
+++ b/klagomål/A 53515-2024 FSC-klagomål.docx
@@ -1332,7 +1332,7 @@
     <w:r>
       <w:tab/>
       <w:tab/>
-      <w:t>2026-09-23</w:t>
+      <w:t>2026-09-24</w:t>
       <w:br/>
       <w:br/>
     </w:r>

--- a/klagomål/A 53515-2024 FSC-klagomål.docx
+++ b/klagomål/A 53515-2024 FSC-klagomål.docx
@@ -1332,7 +1332,7 @@
     <w:r>
       <w:tab/>
       <w:tab/>
-      <w:t>2026-09-24</w:t>
+      <w:t>2026-09-25</w:t>
       <w:br/>
       <w:br/>
     </w:r>

--- a/klagomål/A 53515-2024 FSC-klagomål.docx
+++ b/klagomål/A 53515-2024 FSC-klagomål.docx
@@ -1332,7 +1332,7 @@
     <w:r>
       <w:tab/>
       <w:tab/>
-      <w:t>2026-09-25</w:t>
+      <w:t>2026-09-26</w:t>
       <w:br/>
       <w:br/>
     </w:r>

--- a/klagomål/A 53515-2024 FSC-klagomål.docx
+++ b/klagomål/A 53515-2024 FSC-klagomål.docx
@@ -1332,7 +1332,7 @@
     <w:r>
       <w:tab/>
       <w:tab/>
-      <w:t>2026-09-26</w:t>
+      <w:t>2026-09-27</w:t>
       <w:br/>
       <w:br/>
     </w:r>

--- a/klagomål/A 53515-2024 FSC-klagomål.docx
+++ b/klagomål/A 53515-2024 FSC-klagomål.docx
@@ -1332,7 +1332,7 @@
     <w:r>
       <w:tab/>
       <w:tab/>
-      <w:t>2026-09-27</w:t>
+      <w:t>2026-09-28</w:t>
       <w:br/>
       <w:br/>
     </w:r>

--- a/klagomål/A 53515-2024 FSC-klagomål.docx
+++ b/klagomål/A 53515-2024 FSC-klagomål.docx
@@ -1332,7 +1332,7 @@
     <w:r>
       <w:tab/>
       <w:tab/>
-      <w:t>2026-09-28</w:t>
+      <w:t>2026-09-29</w:t>
       <w:br/>
       <w:br/>
     </w:r>

--- a/klagomål/A 53515-2024 FSC-klagomål.docx
+++ b/klagomål/A 53515-2024 FSC-klagomål.docx
@@ -1332,7 +1332,7 @@
     <w:r>
       <w:tab/>
       <w:tab/>
-      <w:t>2026-09-29</w:t>
+      <w:t>2026-09-30</w:t>
       <w:br/>
       <w:br/>
     </w:r>

--- a/klagomål/A 53515-2024 FSC-klagomål.docx
+++ b/klagomål/A 53515-2024 FSC-klagomål.docx
@@ -1332,7 +1332,7 @@
     <w:r>
       <w:tab/>
       <w:tab/>
-      <w:t>2026-09-30</w:t>
+      <w:t>2026-10-01</w:t>
       <w:br/>
       <w:br/>
     </w:r>

--- a/klagomål/A 53515-2024 FSC-klagomål.docx
+++ b/klagomål/A 53515-2024 FSC-klagomål.docx
@@ -1332,7 +1332,7 @@
     <w:r>
       <w:tab/>
       <w:tab/>
-      <w:t>2026-10-01</w:t>
+      <w:t>2026-10-02</w:t>
       <w:br/>
       <w:br/>
     </w:r>

--- a/klagomål/A 53515-2024 FSC-klagomål.docx
+++ b/klagomål/A 53515-2024 FSC-klagomål.docx
@@ -1332,7 +1332,7 @@
     <w:r>
       <w:tab/>
       <w:tab/>
-      <w:t>2026-10-02</w:t>
+      <w:t>2026-10-03</w:t>
       <w:br/>
       <w:br/>
     </w:r>

--- a/klagomål/A 53515-2024 FSC-klagomål.docx
+++ b/klagomål/A 53515-2024 FSC-klagomål.docx
@@ -1332,7 +1332,7 @@
     <w:r>
       <w:tab/>
       <w:tab/>
-      <w:t>2026-10-03</w:t>
+      <w:t>2026-10-04</w:t>
       <w:br/>
       <w:br/>
     </w:r>

--- a/klagomål/A 53515-2024 FSC-klagomål.docx
+++ b/klagomål/A 53515-2024 FSC-klagomål.docx
@@ -1332,7 +1332,7 @@
     <w:r>
       <w:tab/>
       <w:tab/>
-      <w:t>2026-10-04</w:t>
+      <w:t>2026-10-05</w:t>
       <w:br/>
       <w:br/>
     </w:r>

--- a/klagomål/A 53515-2024 FSC-klagomål.docx
+++ b/klagomål/A 53515-2024 FSC-klagomål.docx
@@ -1332,7 +1332,7 @@
     <w:r>
       <w:tab/>
       <w:tab/>
-      <w:t>2026-10-05</w:t>
+      <w:t>2026-10-06</w:t>
       <w:br/>
       <w:br/>
     </w:r>

--- a/klagomål/A 53515-2024 FSC-klagomål.docx
+++ b/klagomål/A 53515-2024 FSC-klagomål.docx
@@ -1332,7 +1332,7 @@
     <w:r>
       <w:tab/>
       <w:tab/>
-      <w:t>2026-10-06</w:t>
+      <w:t>2026-10-07</w:t>
       <w:br/>
       <w:br/>
     </w:r>

--- a/klagomål/A 53515-2024 FSC-klagomål.docx
+++ b/klagomål/A 53515-2024 FSC-klagomål.docx
@@ -1332,7 +1332,7 @@
     <w:r>
       <w:tab/>
       <w:tab/>
-      <w:t>2026-10-07</w:t>
+      <w:t>2026-10-08</w:t>
       <w:br/>
       <w:br/>
     </w:r>

--- a/klagomål/A 53515-2024 FSC-klagomål.docx
+++ b/klagomål/A 53515-2024 FSC-klagomål.docx
@@ -1332,7 +1332,7 @@
     <w:r>
       <w:tab/>
       <w:tab/>
-      <w:t>2026-10-08</w:t>
+      <w:t>2026-10-09</w:t>
       <w:br/>
       <w:br/>
     </w:r>

--- a/klagomål/A 53515-2024 FSC-klagomål.docx
+++ b/klagomål/A 53515-2024 FSC-klagomål.docx
@@ -221,7 +221,7 @@
     </w:p>
     <w:p>
       <w:r>
-        <w:t>I och inom 23 meter från avverkningsanmälan finns fynd av 16 naturvårdsarter, varav 3 är rödlistade, 4 är fridlysta, 12 är typiska (T) och 9 är signalarter (S): svart askbastborre (NT), sårläka (NT, T), tjockfotad fingersvamp (NT), blek stjärnmossa (S, T), brandticka (S), fällmossa (S, T), grov baronmossa (S, T), grön sköldmossa (S, T, §8), guldlockmossa (S, T), platt fjädermossa (S, T), stubbspretmossa (S, T), trädporella (S, T), blåsippa (T, §9), spillkråka (T, §4), vitsippa (T) och gullviva (§9). Se Figur 1.</w:t>
+        <w:t>I och inom 23 meter från avverkningsanmälan finns fynd av 17 naturvårdsarter, varav 4 är rödlistade, 4 är fridlysta, 12 är typiska (T) och 9 är signalarter (S): scharlakansvaxing (NT), svart askbastborre (NT), sårläka (NT, T), tjockfotad fingersvamp (NT), blek stjärnmossa (S, T), brandticka (S), fällmossa (S, T), grov baronmossa (S, T), grön sköldmossa (S, T, §8), guldlockmossa (S, T), platt fjädermossa (S, T), stubbspretmossa (S, T), trädporella (S, T), blåsippa (T, §9), spillkråka (T, §4), vitsippa (T) och gullviva (§9). Se Figur 1.</w:t>
       </w:r>
     </w:p>
     <w:p>
@@ -252,6 +252,17 @@
         <w:rPr>
           <w:b/>
         </w:rPr>
+        <w:t xml:space="preserve">Scharlakansvaxing (NT) </w:t>
+      </w:r>
+      <w:r>
+        <w:t>växer mest på magra, ogödslade naturbetes- och slåttermarker men kan sällsynt även påträffas i luckig skogsmark och på rikare mulljord i ädellövskog. Arten är globalt rödlistad som sårbar (VU) vilket innebär att Sverige har ett internationellt ansvar för arten (SLU Artdatabanken, 2024; IUCN, 2019).</w:t>
+      </w:r>
+    </w:p>
+    <w:p>
+      <w:r>
+        <w:rPr>
+          <w:b/>
+        </w:rPr>
         <w:t>Sårläka (NT)</w:t>
       </w:r>
       <w:r>
@@ -743,7 +754,7 @@
         <w:rPr>
           <w:i/>
         </w:rPr>
-        <w:t>I det avverkningsanmälda skogsområdet har 16 naturvårdsarter varav 3 rödlistade arter sina livsmiljöer och växtplatser.</w:t>
+        <w:t>I det avverkningsanmälda skogsområdet har 17 naturvårdsarter varav 4 rödlistade arter sina livsmiljöer och växtplatser.</w:t>
       </w:r>
     </w:p>
     <w:p>
@@ -1332,7 +1343,7 @@
     <w:r>
       <w:tab/>
       <w:tab/>
-      <w:t>2026-10-09</w:t>
+      <w:t>2026-10-10</w:t>
       <w:br/>
       <w:br/>
     </w:r>

--- a/klagomål/A 53515-2024 FSC-klagomål.docx
+++ b/klagomål/A 53515-2024 FSC-klagomål.docx
@@ -1343,7 +1343,7 @@
     <w:r>
       <w:tab/>
       <w:tab/>
-      <w:t>2026-10-10</w:t>
+      <w:t>2026-10-11</w:t>
       <w:br/>
       <w:br/>
     </w:r>

--- a/klagomål/A 53515-2024 FSC-klagomål.docx
+++ b/klagomål/A 53515-2024 FSC-klagomål.docx
@@ -1343,7 +1343,7 @@
     <w:r>
       <w:tab/>
       <w:tab/>
-      <w:t>2026-10-11</w:t>
+      <w:t>2026-10-12</w:t>
       <w:br/>
       <w:br/>
     </w:r>

--- a/klagomål/A 53515-2024 FSC-klagomål.docx
+++ b/klagomål/A 53515-2024 FSC-klagomål.docx
@@ -1343,7 +1343,7 @@
     <w:r>
       <w:tab/>
       <w:tab/>
-      <w:t>2026-10-12</w:t>
+      <w:t>2026-10-13</w:t>
       <w:br/>
       <w:br/>
     </w:r>

--- a/klagomål/A 53515-2024 FSC-klagomål.docx
+++ b/klagomål/A 53515-2024 FSC-klagomål.docx
@@ -1343,7 +1343,7 @@
     <w:r>
       <w:tab/>
       <w:tab/>
-      <w:t>2026-10-13</w:t>
+      <w:t>2026-10-14</w:t>
       <w:br/>
       <w:br/>
     </w:r>

--- a/klagomål/A 53515-2024 FSC-klagomål.docx
+++ b/klagomål/A 53515-2024 FSC-klagomål.docx
@@ -1343,7 +1343,7 @@
     <w:r>
       <w:tab/>
       <w:tab/>
-      <w:t>2026-10-14</w:t>
+      <w:t>2026-10-15</w:t>
       <w:br/>
       <w:br/>
     </w:r>

--- a/klagomål/A 53515-2024 FSC-klagomål.docx
+++ b/klagomål/A 53515-2024 FSC-klagomål.docx
@@ -1343,7 +1343,7 @@
     <w:r>
       <w:tab/>
       <w:tab/>
-      <w:t>2026-10-15</w:t>
+      <w:t>2026-10-16</w:t>
       <w:br/>
       <w:br/>
     </w:r>

--- a/klagomål/A 53515-2024 FSC-klagomål.docx
+++ b/klagomål/A 53515-2024 FSC-klagomål.docx
@@ -1343,7 +1343,7 @@
     <w:r>
       <w:tab/>
       <w:tab/>
-      <w:t>2026-10-16</w:t>
+      <w:t>2026-10-17</w:t>
       <w:br/>
       <w:br/>
     </w:r>

--- a/klagomål/A 53515-2024 FSC-klagomål.docx
+++ b/klagomål/A 53515-2024 FSC-klagomål.docx
@@ -1343,7 +1343,7 @@
     <w:r>
       <w:tab/>
       <w:tab/>
-      <w:t>2026-10-17</w:t>
+      <w:t>2026-10-18</w:t>
       <w:br/>
       <w:br/>
     </w:r>

--- a/klagomål/A 53515-2024 FSC-klagomål.docx
+++ b/klagomål/A 53515-2024 FSC-klagomål.docx
@@ -1343,7 +1343,7 @@
     <w:r>
       <w:tab/>
       <w:tab/>
-      <w:t>2026-10-18</w:t>
+      <w:t>2026-10-19</w:t>
       <w:br/>
       <w:br/>
     </w:r>

--- a/klagomål/A 53515-2024 FSC-klagomål.docx
+++ b/klagomål/A 53515-2024 FSC-klagomål.docx
@@ -1343,7 +1343,7 @@
     <w:r>
       <w:tab/>
       <w:tab/>
-      <w:t>2026-10-19</w:t>
+      <w:t>2026-10-20</w:t>
       <w:br/>
       <w:br/>
     </w:r>

--- a/klagomål/A 53515-2024 FSC-klagomål.docx
+++ b/klagomål/A 53515-2024 FSC-klagomål.docx
@@ -1343,7 +1343,7 @@
     <w:r>
       <w:tab/>
       <w:tab/>
-      <w:t>2026-10-20</w:t>
+      <w:t>2026-10-21</w:t>
       <w:br/>
       <w:br/>
     </w:r>

--- a/klagomål/A 53515-2024 FSC-klagomål.docx
+++ b/klagomål/A 53515-2024 FSC-klagomål.docx
@@ -1343,7 +1343,7 @@
     <w:r>
       <w:tab/>
       <w:tab/>
-      <w:t>2026-10-21</w:t>
+      <w:t>2026-10-22</w:t>
       <w:br/>
       <w:br/>
     </w:r>

--- a/klagomål/A 53515-2024 FSC-klagomål.docx
+++ b/klagomål/A 53515-2024 FSC-klagomål.docx
@@ -1343,7 +1343,7 @@
     <w:r>
       <w:tab/>
       <w:tab/>
-      <w:t>2026-10-22</w:t>
+      <w:t>2026-10-23</w:t>
       <w:br/>
       <w:br/>
     </w:r>

--- a/klagomål/A 53515-2024 FSC-klagomål.docx
+++ b/klagomål/A 53515-2024 FSC-klagomål.docx
@@ -1343,7 +1343,7 @@
     <w:r>
       <w:tab/>
       <w:tab/>
-      <w:t>2026-10-23</w:t>
+      <w:t>2026-10-24</w:t>
       <w:br/>
       <w:br/>
     </w:r>

--- a/klagomål/A 53515-2024 FSC-klagomål.docx
+++ b/klagomål/A 53515-2024 FSC-klagomål.docx
@@ -1343,7 +1343,7 @@
     <w:r>
       <w:tab/>
       <w:tab/>
-      <w:t>2026-10-24</w:t>
+      <w:t>2026-10-25</w:t>
       <w:br/>
       <w:br/>
     </w:r>

--- a/klagomål/A 53515-2024 FSC-klagomål.docx
+++ b/klagomål/A 53515-2024 FSC-klagomål.docx
@@ -1343,7 +1343,7 @@
     <w:r>
       <w:tab/>
       <w:tab/>
-      <w:t>2026-10-25</w:t>
+      <w:t>2026-10-26</w:t>
       <w:br/>
       <w:br/>
     </w:r>

--- a/klagomål/A 53515-2024 FSC-klagomål.docx
+++ b/klagomål/A 53515-2024 FSC-klagomål.docx
@@ -1343,7 +1343,7 @@
     <w:r>
       <w:tab/>
       <w:tab/>
-      <w:t>2026-10-26</w:t>
+      <w:t>2026-10-27</w:t>
       <w:br/>
       <w:br/>
     </w:r>

--- a/klagomål/A 53515-2024 FSC-klagomål.docx
+++ b/klagomål/A 53515-2024 FSC-klagomål.docx
@@ -1343,7 +1343,7 @@
     <w:r>
       <w:tab/>
       <w:tab/>
-      <w:t>2026-10-27</w:t>
+      <w:t>2026-10-28</w:t>
       <w:br/>
       <w:br/>
     </w:r>

--- a/klagomål/A 53515-2024 FSC-klagomål.docx
+++ b/klagomål/A 53515-2024 FSC-klagomål.docx
@@ -1343,7 +1343,7 @@
     <w:r>
       <w:tab/>
       <w:tab/>
-      <w:t>2026-10-28</w:t>
+      <w:t>2026-10-29</w:t>
       <w:br/>
       <w:br/>
     </w:r>

--- a/klagomål/A 53515-2024 FSC-klagomål.docx
+++ b/klagomål/A 53515-2024 FSC-klagomål.docx
@@ -1343,7 +1343,7 @@
     <w:r>
       <w:tab/>
       <w:tab/>
-      <w:t>2026-10-29</w:t>
+      <w:t>2026-10-31</w:t>
       <w:br/>
       <w:br/>
     </w:r>
